--- a/PHAN_CHIA_CONG_VIEC_WEBSITE_DAT_VE_XE_CHI_TIET_4_TUAN.docx
+++ b/PHAN_CHIA_CONG_VIEC_WEBSITE_DAT_VE_XE_CHI_TIET_4_TUAN.docx
@@ -43,29 +43,13 @@
           <w:i/>
           <w:lang w:val="vi-VN"/>
         </w:rPr>
-        <w:t xml:space="preserve">3 </w:t>
+        <w:t>3</w:t>
       </w:r>
       <w:r>
         <w:rPr>
           <w:i/>
         </w:rPr>
-        <w:t xml:space="preserve">người </w:t>
-      </w:r>
-      <w:r>
-        <w:rPr>
-          <w:rFonts w:hint="default"/>
-          <w:i/>
-          <w:lang w:val="vi-VN"/>
-        </w:rPr>
-        <w:t>/</w:t>
-      </w:r>
-      <w:bookmarkStart w:id="0" w:name="_GoBack"/>
-      <w:bookmarkEnd w:id="0"/>
-      <w:r>
-        <w:rPr>
-          <w:i/>
-        </w:rPr>
-        <w:t xml:space="preserve"> Thời lượng: 4 tuần</w:t>
+        <w:t xml:space="preserve"> người | Frontend: 3 người | Backend: 2 người | Thời lượng: 4 tuần</w:t>
       </w:r>
     </w:p>
     <w:p>
@@ -1058,6 +1042,8 @@
       <w:pPr>
         <w:pStyle w:val="2"/>
       </w:pPr>
+      <w:bookmarkStart w:id="0" w:name="_GoBack"/>
+      <w:bookmarkEnd w:id="0"/>
       <w:r>
         <w:t>5. TIẾN ĐỘ 4 TUẦN CHI TIẾT</w:t>
       </w:r>
@@ -8725,7 +8711,7 @@
     <w:lsdException w:uiPriority="99" w:name="footnote text"/>
     <w:lsdException w:uiPriority="99" w:name="annotation text"/>
     <w:lsdException w:qFormat="1" w:uiPriority="99" w:semiHidden="0" w:name="header"/>
-    <w:lsdException w:qFormat="1" w:uiPriority="99" w:semiHidden="0" w:name="footer"/>
+    <w:lsdException w:uiPriority="99" w:semiHidden="0" w:name="footer"/>
     <w:lsdException w:uiPriority="99" w:name="index heading"/>
     <w:lsdException w:qFormat="1" w:uiPriority="35" w:name="caption"/>
     <w:lsdException w:uiPriority="99" w:name="table of figures"/>
@@ -8738,20 +8724,20 @@
     <w:lsdException w:uiPriority="99" w:name="endnote reference"/>
     <w:lsdException w:uiPriority="99" w:name="endnote text"/>
     <w:lsdException w:uiPriority="99" w:name="table of authorities"/>
-    <w:lsdException w:uiPriority="99" w:semiHidden="0" w:name="macro"/>
+    <w:lsdException w:qFormat="1" w:uiPriority="99" w:semiHidden="0" w:name="macro"/>
     <w:lsdException w:uiPriority="99" w:name="toa heading"/>
-    <w:lsdException w:uiPriority="99" w:semiHidden="0" w:name="List"/>
+    <w:lsdException w:qFormat="1" w:uiPriority="99" w:semiHidden="0" w:name="List"/>
     <w:lsdException w:qFormat="1" w:uiPriority="99" w:semiHidden="0" w:name="List Bullet"/>
-    <w:lsdException w:uiPriority="99" w:semiHidden="0" w:name="List Number"/>
+    <w:lsdException w:qFormat="1" w:uiPriority="99" w:semiHidden="0" w:name="List Number"/>
     <w:lsdException w:uiPriority="99" w:semiHidden="0" w:name="List 2"/>
-    <w:lsdException w:uiPriority="99" w:semiHidden="0" w:name="List 3"/>
+    <w:lsdException w:qFormat="1" w:uiPriority="99" w:semiHidden="0" w:name="List 3"/>
     <w:lsdException w:uiPriority="99" w:name="List 4"/>
     <w:lsdException w:uiPriority="99" w:name="List 5"/>
-    <w:lsdException w:qFormat="1" w:uiPriority="99" w:semiHidden="0" w:name="List Bullet 2"/>
+    <w:lsdException w:uiPriority="99" w:semiHidden="0" w:name="List Bullet 2"/>
     <w:lsdException w:qFormat="1" w:uiPriority="99" w:semiHidden="0" w:name="List Bullet 3"/>
     <w:lsdException w:uiPriority="99" w:name="List Bullet 4"/>
     <w:lsdException w:uiPriority="99" w:name="List Bullet 5"/>
-    <w:lsdException w:uiPriority="99" w:semiHidden="0" w:name="List Number 2"/>
+    <w:lsdException w:qFormat="1" w:uiPriority="99" w:semiHidden="0" w:name="List Number 2"/>
     <w:lsdException w:uiPriority="99" w:semiHidden="0" w:name="List Number 3"/>
     <w:lsdException w:uiPriority="99" w:name="List Number 4"/>
     <w:lsdException w:uiPriority="99" w:name="List Number 5"/>
@@ -8761,9 +8747,9 @@
     <w:lsdException w:qFormat="1" w:uiPriority="1" w:name="Default Paragraph Font"/>
     <w:lsdException w:qFormat="1" w:uiPriority="99" w:semiHidden="0" w:name="Body Text"/>
     <w:lsdException w:uiPriority="99" w:name="Body Text Indent"/>
-    <w:lsdException w:qFormat="1" w:uiPriority="99" w:semiHidden="0" w:name="List Continue"/>
-    <w:lsdException w:qFormat="1" w:uiPriority="99" w:semiHidden="0" w:name="List Continue 2"/>
-    <w:lsdException w:uiPriority="99" w:semiHidden="0" w:name="List Continue 3"/>
+    <w:lsdException w:uiPriority="99" w:semiHidden="0" w:name="List Continue"/>
+    <w:lsdException w:uiPriority="99" w:semiHidden="0" w:name="List Continue 2"/>
+    <w:lsdException w:qFormat="1" w:uiPriority="99" w:semiHidden="0" w:name="List Continue 3"/>
     <w:lsdException w:uiPriority="99" w:name="List Continue 4"/>
     <w:lsdException w:uiPriority="99" w:name="List Continue 5"/>
     <w:lsdException w:uiPriority="99" w:name="Message Header"/>
@@ -8774,7 +8760,7 @@
     <w:lsdException w:uiPriority="99" w:name="Body Text First Indent 2"/>
     <w:lsdException w:uiPriority="99" w:name="Note Heading"/>
     <w:lsdException w:qFormat="1" w:uiPriority="99" w:semiHidden="0" w:name="Body Text 2"/>
-    <w:lsdException w:qFormat="1" w:uiPriority="99" w:semiHidden="0" w:name="Body Text 3"/>
+    <w:lsdException w:uiPriority="99" w:semiHidden="0" w:name="Body Text 3"/>
     <w:lsdException w:uiPriority="99" w:name="Body Text Indent 2"/>
     <w:lsdException w:uiPriority="99" w:name="Body Text Indent 3"/>
     <w:lsdException w:uiPriority="99" w:name="Block Text"/>
@@ -8796,7 +8782,7 @@
     <w:lsdException w:uiPriority="99" w:name="HTML Sample"/>
     <w:lsdException w:uiPriority="99" w:name="HTML Typewriter"/>
     <w:lsdException w:uiPriority="99" w:name="HTML Variable"/>
-    <w:lsdException w:qFormat="1" w:uiPriority="99" w:name="Normal Table"/>
+    <w:lsdException w:uiPriority="99" w:name="Normal Table"/>
     <w:lsdException w:uiPriority="99" w:name="annotation subject"/>
     <w:lsdException w:uiPriority="99" w:name="Table Simple 1"/>
     <w:lsdException w:uiPriority="99" w:name="Table Simple 2"/>
@@ -8844,7 +8830,7 @@
     <w:lsdException w:unhideWhenUsed="0" w:uiPriority="59" w:semiHidden="0" w:name="Table Grid"/>
     <w:lsdException w:uiPriority="99" w:name="Table Theme"/>
     <w:lsdException w:qFormat="1" w:unhideWhenUsed="0" w:uiPriority="1" w:semiHidden="0" w:name="No Spacing"/>
-    <w:lsdException w:qFormat="1" w:unhideWhenUsed="0" w:uiPriority="60" w:semiHidden="0" w:name="Light Shading"/>
+    <w:lsdException w:unhideWhenUsed="0" w:uiPriority="60" w:semiHidden="0" w:name="Light Shading"/>
     <w:lsdException w:unhideWhenUsed="0" w:uiPriority="61" w:semiHidden="0" w:name="Light List"/>
     <w:lsdException w:unhideWhenUsed="0" w:uiPriority="62" w:semiHidden="0" w:name="Light Grid"/>
     <w:lsdException w:unhideWhenUsed="0" w:uiPriority="63" w:semiHidden="0" w:name="Medium Shading 1"/>
@@ -8856,7 +8842,7 @@
     <w:lsdException w:unhideWhenUsed="0" w:uiPriority="69" w:semiHidden="0" w:name="Medium Grid 3"/>
     <w:lsdException w:unhideWhenUsed="0" w:uiPriority="70" w:semiHidden="0" w:name="Dark List"/>
     <w:lsdException w:unhideWhenUsed="0" w:uiPriority="71" w:semiHidden="0" w:name="Colorful Shading"/>
-    <w:lsdException w:qFormat="1" w:unhideWhenUsed="0" w:uiPriority="72" w:semiHidden="0" w:name="Colorful List"/>
+    <w:lsdException w:unhideWhenUsed="0" w:uiPriority="72" w:semiHidden="0" w:name="Colorful List"/>
     <w:lsdException w:unhideWhenUsed="0" w:uiPriority="73" w:semiHidden="0" w:name="Colorful Grid"/>
     <w:lsdException w:unhideWhenUsed="0" w:uiPriority="60" w:semiHidden="0" w:name="Light Shading Accent 1"/>
     <w:lsdException w:unhideWhenUsed="0" w:uiPriority="61" w:semiHidden="0" w:name="Light List Accent 1"/>
@@ -8873,7 +8859,7 @@
     <w:lsdException w:unhideWhenUsed="0" w:uiPriority="69" w:semiHidden="0" w:name="Medium Grid 3 Accent 1"/>
     <w:lsdException w:unhideWhenUsed="0" w:uiPriority="70" w:semiHidden="0" w:name="Dark List Accent 1"/>
     <w:lsdException w:unhideWhenUsed="0" w:uiPriority="71" w:semiHidden="0" w:name="Colorful Shading Accent 1"/>
-    <w:lsdException w:qFormat="1" w:unhideWhenUsed="0" w:uiPriority="72" w:semiHidden="0" w:name="Colorful List Accent 1"/>
+    <w:lsdException w:unhideWhenUsed="0" w:uiPriority="72" w:semiHidden="0" w:name="Colorful List Accent 1"/>
     <w:lsdException w:unhideWhenUsed="0" w:uiPriority="73" w:semiHidden="0" w:name="Colorful Grid Accent 1"/>
     <w:lsdException w:unhideWhenUsed="0" w:uiPriority="60" w:semiHidden="0" w:name="Light Shading Accent 2"/>
     <w:lsdException w:unhideWhenUsed="0" w:uiPriority="61" w:semiHidden="0" w:name="Light List Accent 2"/>
@@ -8886,7 +8872,7 @@
     <w:lsdException w:unhideWhenUsed="0" w:uiPriority="68" w:semiHidden="0" w:name="Medium Grid 2 Accent 2"/>
     <w:lsdException w:unhideWhenUsed="0" w:uiPriority="69" w:semiHidden="0" w:name="Medium Grid 3 Accent 2"/>
     <w:lsdException w:unhideWhenUsed="0" w:uiPriority="70" w:semiHidden="0" w:name="Dark List Accent 2"/>
-    <w:lsdException w:qFormat="1" w:unhideWhenUsed="0" w:uiPriority="71" w:semiHidden="0" w:name="Colorful Shading Accent 2"/>
+    <w:lsdException w:unhideWhenUsed="0" w:uiPriority="71" w:semiHidden="0" w:name="Colorful Shading Accent 2"/>
     <w:lsdException w:unhideWhenUsed="0" w:uiPriority="72" w:semiHidden="0" w:name="Colorful List Accent 2"/>
     <w:lsdException w:unhideWhenUsed="0" w:uiPriority="73" w:semiHidden="0" w:name="Colorful Grid Accent 2"/>
     <w:lsdException w:unhideWhenUsed="0" w:uiPriority="60" w:semiHidden="0" w:name="Light Shading Accent 3"/>
@@ -8894,7 +8880,7 @@
     <w:lsdException w:unhideWhenUsed="0" w:uiPriority="62" w:semiHidden="0" w:name="Light Grid Accent 3"/>
     <w:lsdException w:unhideWhenUsed="0" w:uiPriority="63" w:semiHidden="0" w:name="Medium Shading 1 Accent 3"/>
     <w:lsdException w:unhideWhenUsed="0" w:uiPriority="64" w:semiHidden="0" w:name="Medium Shading 2 Accent 3"/>
-    <w:lsdException w:unhideWhenUsed="0" w:uiPriority="65" w:semiHidden="0" w:name="Medium List 1 Accent 3"/>
+    <w:lsdException w:qFormat="1" w:unhideWhenUsed="0" w:uiPriority="65" w:semiHidden="0" w:name="Medium List 1 Accent 3"/>
     <w:lsdException w:unhideWhenUsed="0" w:uiPriority="66" w:semiHidden="0" w:name="Medium List 2 Accent 3"/>
     <w:lsdException w:unhideWhenUsed="0" w:uiPriority="67" w:semiHidden="0" w:name="Medium Grid 1 Accent 3"/>
     <w:lsdException w:unhideWhenUsed="0" w:uiPriority="68" w:semiHidden="0" w:name="Medium Grid 2 Accent 3"/>
@@ -9207,7 +9193,6 @@
     <w:name w:val="Normal Table"/>
     <w:semiHidden/>
     <w:unhideWhenUsed/>
-    <w:qFormat/>
     <w:uiPriority w:val="99"/>
     <w:tblPr>
       <w:tblCellMar>
@@ -9245,7 +9230,6 @@
     <w:basedOn w:val="1"/>
     <w:link w:val="146"/>
     <w:unhideWhenUsed/>
-    <w:qFormat/>
     <w:uiPriority w:val="99"/>
     <w:pPr>
       <w:spacing w:after="120"/>
@@ -9294,7 +9278,6 @@
     <w:basedOn w:val="1"/>
     <w:link w:val="136"/>
     <w:unhideWhenUsed/>
-    <w:qFormat/>
     <w:uiPriority w:val="99"/>
     <w:pPr>
       <w:tabs>
@@ -9323,6 +9306,7 @@
     <w:name w:val="List"/>
     <w:basedOn w:val="1"/>
     <w:unhideWhenUsed/>
+    <w:qFormat/>
     <w:uiPriority w:val="99"/>
     <w:pPr>
       <w:ind w:left="360" w:hanging="360"/>
@@ -9343,6 +9327,7 @@
     <w:name w:val="List 3"/>
     <w:basedOn w:val="1"/>
     <w:unhideWhenUsed/>
+    <w:qFormat/>
     <w:uiPriority w:val="99"/>
     <w:pPr>
       <w:ind w:left="1080" w:hanging="360"/>
@@ -9367,7 +9352,6 @@
     <w:name w:val="List Bullet 2"/>
     <w:basedOn w:val="1"/>
     <w:unhideWhenUsed/>
-    <w:qFormat/>
     <w:uiPriority w:val="99"/>
     <w:pPr>
       <w:numPr>
@@ -9395,7 +9379,6 @@
     <w:name w:val="List Continue"/>
     <w:basedOn w:val="1"/>
     <w:unhideWhenUsed/>
-    <w:qFormat/>
     <w:uiPriority w:val="99"/>
     <w:pPr>
       <w:spacing w:after="120"/>
@@ -9407,7 +9390,6 @@
     <w:name w:val="List Continue 2"/>
     <w:basedOn w:val="1"/>
     <w:unhideWhenUsed/>
-    <w:qFormat/>
     <w:uiPriority w:val="99"/>
     <w:pPr>
       <w:spacing w:after="120"/>
@@ -9419,6 +9401,7 @@
     <w:name w:val="List Continue 3"/>
     <w:basedOn w:val="1"/>
     <w:unhideWhenUsed/>
+    <w:qFormat/>
     <w:uiPriority w:val="99"/>
     <w:pPr>
       <w:spacing w:after="120"/>
@@ -9430,6 +9413,7 @@
     <w:name w:val="List Number"/>
     <w:basedOn w:val="1"/>
     <w:unhideWhenUsed/>
+    <w:qFormat/>
     <w:uiPriority w:val="99"/>
     <w:pPr>
       <w:numPr>
@@ -9443,6 +9427,7 @@
     <w:name w:val="List Number 2"/>
     <w:basedOn w:val="1"/>
     <w:unhideWhenUsed/>
+    <w:qFormat/>
     <w:uiPriority w:val="99"/>
     <w:pPr>
       <w:numPr>
@@ -9469,6 +9454,7 @@
     <w:name w:val="macro"/>
     <w:link w:val="147"/>
     <w:unhideWhenUsed/>
+    <w:qFormat/>
     <w:uiPriority w:val="99"/>
     <w:pPr>
       <w:tabs>
@@ -9571,7 +9557,6 @@
   <w:style w:type="table" w:styleId="37">
     <w:name w:val="Light Shading"/>
     <w:basedOn w:val="12"/>
-    <w:qFormat/>
     <w:uiPriority w:val="60"/>
     <w:pPr>
       <w:spacing w:after="0" w:line="240" w:lineRule="auto"/>
@@ -13972,6 +13957,7 @@
   <w:style w:type="table" w:styleId="75">
     <w:name w:val="Medium List 1 Accent 3"/>
     <w:basedOn w:val="12"/>
+    <w:qFormat/>
     <w:uiPriority w:val="65"/>
     <w:pPr>
       <w:spacing w:after="0" w:line="240" w:lineRule="auto"/>
@@ -18940,7 +18926,6 @@
   <w:style w:type="table" w:styleId="116">
     <w:name w:val="Colorful Shading Accent 2"/>
     <w:basedOn w:val="12"/>
-    <w:qFormat/>
     <w:uiPriority w:val="71"/>
     <w:pPr>
       <w:spacing w:after="0" w:line="240" w:lineRule="auto"/>
@@ -19661,7 +19646,6 @@
   <w:style w:type="table" w:styleId="121">
     <w:name w:val="Colorful List"/>
     <w:basedOn w:val="12"/>
-    <w:qFormat/>
     <w:uiPriority w:val="72"/>
     <w:pPr>
       <w:spacing w:after="0" w:line="240" w:lineRule="auto"/>
@@ -19754,7 +19738,6 @@
   <w:style w:type="table" w:styleId="122">
     <w:name w:val="Colorful List Accent 1"/>
     <w:basedOn w:val="12"/>
-    <w:qFormat/>
     <w:uiPriority w:val="72"/>
     <w:pPr>
       <w:spacing w:after="0" w:line="240" w:lineRule="auto"/>
@@ -21105,6 +21088,7 @@
     <w:name w:val="Body Text Char"/>
     <w:basedOn w:val="11"/>
     <w:link w:val="13"/>
+    <w:qFormat/>
     <w:uiPriority w:val="99"/>
   </w:style>
   <w:style w:type="character" w:customStyle="1" w:styleId="145">
@@ -21118,6 +21102,7 @@
     <w:name w:val="Body Text 3 Char"/>
     <w:basedOn w:val="11"/>
     <w:link w:val="15"/>
+    <w:qFormat/>
     <w:uiPriority w:val="99"/>
     <w:rPr>
       <w:sz w:val="16"/>
@@ -21128,7 +21113,6 @@
     <w:name w:val="Macro Text Char"/>
     <w:basedOn w:val="11"/>
     <w:link w:val="32"/>
-    <w:qFormat/>
     <w:uiPriority w:val="99"/>
     <w:rPr>
       <w:rFonts w:ascii="Courier" w:hAnsi="Courier"/>
@@ -21176,7 +21160,6 @@
     <w:basedOn w:val="11"/>
     <w:link w:val="5"/>
     <w:semiHidden/>
-    <w:qFormat/>
     <w:uiPriority w:val="9"/>
     <w:rPr>
       <w:rFonts w:asciiTheme="majorHAnsi" w:hAnsiTheme="majorHAnsi" w:eastAsiaTheme="majorEastAsia" w:cstheme="majorBidi"/>
@@ -21209,7 +21192,6 @@
     <w:basedOn w:val="11"/>
     <w:link w:val="7"/>
     <w:semiHidden/>
-    <w:qFormat/>
     <w:uiPriority w:val="9"/>
     <w:rPr>
       <w:rFonts w:asciiTheme="majorHAnsi" w:hAnsiTheme="majorHAnsi" w:eastAsiaTheme="majorEastAsia" w:cstheme="majorBidi"/>
@@ -21223,6 +21205,7 @@
     <w:basedOn w:val="11"/>
     <w:link w:val="8"/>
     <w:semiHidden/>
+    <w:qFormat/>
     <w:uiPriority w:val="9"/>
     <w:rPr>
       <w:rFonts w:asciiTheme="majorHAnsi" w:hAnsiTheme="majorHAnsi" w:eastAsiaTheme="majorEastAsia" w:cstheme="majorBidi"/>
@@ -21313,7 +21296,6 @@
     <w:name w:val="Intense Quote Char"/>
     <w:basedOn w:val="11"/>
     <w:link w:val="156"/>
-    <w:qFormat/>
     <w:uiPriority w:val="30"/>
     <w:rPr>
       <w:b/>
